--- a/Documents/Perfomance Testing/Interview Preparation/Infosys_1.docx
+++ b/Documents/Perfomance Testing/Interview Preparation/Infosys_1.docx
@@ -63,7 +63,7 @@
     <w:p>
       <w:r>
         <w:pict w14:anchorId="59BE0954">
-          <v:rect id="_x0000_i1799" style="width:0;height:1.5pt" o:hralign="center" o:hrstd="t" o:hr="t" fillcolor="#a0a0a0" stroked="f"/>
+          <v:rect id="_x0000_i1025" style="width:0;height:1.5pt" o:hralign="center" o:hrstd="t" o:hr="t" fillcolor="#a0a0a0" stroked="f"/>
         </w:pict>
       </w:r>
     </w:p>
@@ -106,7 +106,7 @@
     <w:p>
       <w:r>
         <w:pict w14:anchorId="6A78B4C1">
-          <v:rect id="_x0000_i1800" style="width:0;height:1.5pt" o:hralign="center" o:hrstd="t" o:hr="t" fillcolor="#a0a0a0" stroked="f"/>
+          <v:rect id="_x0000_i1026" style="width:0;height:1.5pt" o:hralign="center" o:hrstd="t" o:hr="t" fillcolor="#a0a0a0" stroked="f"/>
         </w:pict>
       </w:r>
     </w:p>
@@ -189,7 +189,7 @@
     <w:p>
       <w:r>
         <w:pict w14:anchorId="33BB36C4">
-          <v:rect id="_x0000_i1801" style="width:0;height:1.5pt" o:hralign="center" o:hrstd="t" o:hr="t" fillcolor="#a0a0a0" stroked="f"/>
+          <v:rect id="_x0000_i1027" style="width:0;height:1.5pt" o:hralign="center" o:hrstd="t" o:hr="t" fillcolor="#a0a0a0" stroked="f"/>
         </w:pict>
       </w:r>
     </w:p>
@@ -288,7 +288,7 @@
     <w:p>
       <w:r>
         <w:pict w14:anchorId="3030D133">
-          <v:rect id="_x0000_i1802" style="width:0;height:1.5pt" o:hralign="center" o:hrstd="t" o:hr="t" fillcolor="#a0a0a0" stroked="f"/>
+          <v:rect id="_x0000_i1028" style="width:0;height:1.5pt" o:hralign="center" o:hrstd="t" o:hr="t" fillcolor="#a0a0a0" stroked="f"/>
         </w:pict>
       </w:r>
     </w:p>
@@ -398,7 +398,7 @@
     <w:p>
       <w:r>
         <w:pict w14:anchorId="5BD65CC1">
-          <v:rect id="_x0000_i1803" style="width:0;height:1.5pt" o:hralign="center" o:hrstd="t" o:hr="t" fillcolor="#a0a0a0" stroked="f"/>
+          <v:rect id="_x0000_i1029" style="width:0;height:1.5pt" o:hralign="center" o:hrstd="t" o:hr="t" fillcolor="#a0a0a0" stroked="f"/>
         </w:pict>
       </w:r>
     </w:p>
@@ -501,7 +501,7 @@
     <w:p>
       <w:r>
         <w:pict w14:anchorId="49B1400A">
-          <v:rect id="_x0000_i1804" style="width:0;height:1.5pt" o:hralign="center" o:hrstd="t" o:hr="t" fillcolor="#a0a0a0" stroked="f"/>
+          <v:rect id="_x0000_i1030" style="width:0;height:1.5pt" o:hralign="center" o:hrstd="t" o:hr="t" fillcolor="#a0a0a0" stroked="f"/>
         </w:pict>
       </w:r>
     </w:p>
@@ -614,7 +614,7 @@
     <w:p>
       <w:r>
         <w:pict w14:anchorId="2FF29700">
-          <v:rect id="_x0000_i1805" style="width:0;height:1.5pt" o:hralign="center" o:hrstd="t" o:hr="t" fillcolor="#a0a0a0" stroked="f"/>
+          <v:rect id="_x0000_i1031" style="width:0;height:1.5pt" o:hralign="center" o:hrstd="t" o:hr="t" fillcolor="#a0a0a0" stroked="f"/>
         </w:pict>
       </w:r>
     </w:p>
@@ -848,7 +848,7 @@
     <w:p>
       <w:r>
         <w:pict w14:anchorId="0897ACE6">
-          <v:rect id="_x0000_i1806" style="width:0;height:1.5pt" o:hralign="center" o:hrstd="t" o:hr="t" fillcolor="#a0a0a0" stroked="f"/>
+          <v:rect id="_x0000_i1032" style="width:0;height:1.5pt" o:hralign="center" o:hrstd="t" o:hr="t" fillcolor="#a0a0a0" stroked="f"/>
         </w:pict>
       </w:r>
     </w:p>
@@ -942,7 +942,7 @@
     <w:p>
       <w:r>
         <w:pict w14:anchorId="3DD0BB7C">
-          <v:rect id="_x0000_i1807" style="width:0;height:1.5pt" o:hralign="center" o:hrstd="t" o:hr="t" fillcolor="#a0a0a0" stroked="f"/>
+          <v:rect id="_x0000_i1033" style="width:0;height:1.5pt" o:hralign="center" o:hrstd="t" o:hr="t" fillcolor="#a0a0a0" stroked="f"/>
         </w:pict>
       </w:r>
     </w:p>
@@ -981,7 +981,7 @@
     <w:p>
       <w:r>
         <w:pict w14:anchorId="0BB56C47">
-          <v:rect id="_x0000_i1808" style="width:0;height:1.5pt" o:hralign="center" o:hrstd="t" o:hr="t" fillcolor="#a0a0a0" stroked="f"/>
+          <v:rect id="_x0000_i1034" style="width:0;height:1.5pt" o:hralign="center" o:hrstd="t" o:hr="t" fillcolor="#a0a0a0" stroked="f"/>
         </w:pict>
       </w:r>
     </w:p>
@@ -1039,7 +1039,7 @@
     <w:p>
       <w:r>
         <w:pict w14:anchorId="4A07864E">
-          <v:rect id="_x0000_i1809" style="width:0;height:1.5pt" o:hralign="center" o:hrstd="t" o:hr="t" fillcolor="#a0a0a0" stroked="f"/>
+          <v:rect id="_x0000_i1035" style="width:0;height:1.5pt" o:hralign="center" o:hrstd="t" o:hr="t" fillcolor="#a0a0a0" stroked="f"/>
         </w:pict>
       </w:r>
     </w:p>
@@ -1342,7 +1342,7 @@
     <w:p>
       <w:r>
         <w:pict w14:anchorId="1DB8461D">
-          <v:rect id="_x0000_i1810" style="width:0;height:1.5pt" o:hralign="center" o:hrstd="t" o:hr="t" fillcolor="#a0a0a0" stroked="f"/>
+          <v:rect id="_x0000_i1036" style="width:0;height:1.5pt" o:hralign="center" o:hrstd="t" o:hr="t" fillcolor="#a0a0a0" stroked="f"/>
         </w:pict>
       </w:r>
     </w:p>
@@ -1460,7 +1460,7 @@
     <w:p>
       <w:r>
         <w:pict w14:anchorId="41668FF7">
-          <v:rect id="_x0000_i1811" style="width:0;height:1.5pt" o:hralign="center" o:hrstd="t" o:hr="t" fillcolor="#a0a0a0" stroked="f"/>
+          <v:rect id="_x0000_i1037" style="width:0;height:1.5pt" o:hralign="center" o:hrstd="t" o:hr="t" fillcolor="#a0a0a0" stroked="f"/>
         </w:pict>
       </w:r>
     </w:p>
@@ -1499,7 +1499,7 @@
     <w:p>
       <w:r>
         <w:pict w14:anchorId="16ADD0DF">
-          <v:rect id="_x0000_i1812" style="width:0;height:1.5pt" o:hralign="center" o:hrstd="t" o:hr="t" fillcolor="#a0a0a0" stroked="f"/>
+          <v:rect id="_x0000_i1038" style="width:0;height:1.5pt" o:hralign="center" o:hrstd="t" o:hr="t" fillcolor="#a0a0a0" stroked="f"/>
         </w:pict>
       </w:r>
     </w:p>
@@ -1570,7 +1570,7 @@
     <w:p>
       <w:r>
         <w:pict w14:anchorId="2532C232">
-          <v:rect id="_x0000_i1813" style="width:0;height:1.5pt" o:hralign="center" o:hrstd="t" o:hr="t" fillcolor="#a0a0a0" stroked="f"/>
+          <v:rect id="_x0000_i1039" style="width:0;height:1.5pt" o:hralign="center" o:hrstd="t" o:hr="t" fillcolor="#a0a0a0" stroked="f"/>
         </w:pict>
       </w:r>
     </w:p>
@@ -1683,7 +1683,7 @@
     <w:p>
       <w:r>
         <w:pict w14:anchorId="2750C112">
-          <v:rect id="_x0000_i1814" style="width:0;height:1.5pt" o:hralign="center" o:hrstd="t" o:hr="t" fillcolor="#a0a0a0" stroked="f"/>
+          <v:rect id="_x0000_i1040" style="width:0;height:1.5pt" o:hralign="center" o:hrstd="t" o:hr="t" fillcolor="#a0a0a0" stroked="f"/>
         </w:pict>
       </w:r>
     </w:p>
@@ -1946,7 +1946,7 @@
     <w:p>
       <w:r>
         <w:pict w14:anchorId="600B9F43">
-          <v:rect id="_x0000_i1815" style="width:0;height:1.5pt" o:hralign="center" o:hrstd="t" o:hr="t" fillcolor="#a0a0a0" stroked="f"/>
+          <v:rect id="_x0000_i1041" style="width:0;height:1.5pt" o:hralign="center" o:hrstd="t" o:hr="t" fillcolor="#a0a0a0" stroked="f"/>
         </w:pict>
       </w:r>
     </w:p>
@@ -2020,7 +2020,7 @@
     <w:p>
       <w:r>
         <w:pict w14:anchorId="38E9B15F">
-          <v:rect id="_x0000_i1816" style="width:0;height:1.5pt" o:hralign="center" o:hrstd="t" o:hr="t" fillcolor="#a0a0a0" stroked="f"/>
+          <v:rect id="_x0000_i1042" style="width:0;height:1.5pt" o:hralign="center" o:hrstd="t" o:hr="t" fillcolor="#a0a0a0" stroked="f"/>
         </w:pict>
       </w:r>
     </w:p>
@@ -2166,7 +2166,7 @@
     <w:p>
       <w:r>
         <w:pict w14:anchorId="78464FCB">
-          <v:rect id="_x0000_i1817" style="width:0;height:1.5pt" o:hralign="center" o:hrstd="t" o:hr="t" fillcolor="#a0a0a0" stroked="f"/>
+          <v:rect id="_x0000_i1043" style="width:0;height:1.5pt" o:hralign="center" o:hrstd="t" o:hr="t" fillcolor="#a0a0a0" stroked="f"/>
         </w:pict>
       </w:r>
     </w:p>
@@ -2221,7 +2221,7 @@
     <w:p>
       <w:r>
         <w:pict w14:anchorId="3C70071F">
-          <v:rect id="_x0000_i1818" style="width:0;height:1.5pt" o:hralign="center" o:hrstd="t" o:hr="t" fillcolor="#a0a0a0" stroked="f"/>
+          <v:rect id="_x0000_i1044" style="width:0;height:1.5pt" o:hralign="center" o:hrstd="t" o:hr="t" fillcolor="#a0a0a0" stroked="f"/>
         </w:pict>
       </w:r>
     </w:p>
@@ -2357,7 +2357,7 @@
     <w:p>
       <w:r>
         <w:pict w14:anchorId="30CE0B27">
-          <v:rect id="_x0000_i1819" style="width:0;height:1.5pt" o:hralign="center" o:hrstd="t" o:hr="t" fillcolor="#a0a0a0" stroked="f"/>
+          <v:rect id="_x0000_i1045" style="width:0;height:1.5pt" o:hralign="center" o:hrstd="t" o:hr="t" fillcolor="#a0a0a0" stroked="f"/>
         </w:pict>
       </w:r>
     </w:p>
@@ -2607,7 +2607,7 @@
     <w:p>
       <w:r>
         <w:pict w14:anchorId="6B8E974E">
-          <v:rect id="_x0000_i1820" style="width:0;height:1.5pt" o:hralign="center" o:hrstd="t" o:hr="t" fillcolor="#a0a0a0" stroked="f"/>
+          <v:rect id="_x0000_i1046" style="width:0;height:1.5pt" o:hralign="center" o:hrstd="t" o:hr="t" fillcolor="#a0a0a0" stroked="f"/>
         </w:pict>
       </w:r>
     </w:p>
@@ -2707,7 +2707,7 @@
     <w:p>
       <w:r>
         <w:pict w14:anchorId="584F77C2">
-          <v:rect id="_x0000_i1821" style="width:0;height:1.5pt" o:hralign="center" o:hrstd="t" o:hr="t" fillcolor="#a0a0a0" stroked="f"/>
+          <v:rect id="_x0000_i1047" style="width:0;height:1.5pt" o:hralign="center" o:hrstd="t" o:hr="t" fillcolor="#a0a0a0" stroked="f"/>
         </w:pict>
       </w:r>
     </w:p>
@@ -2834,7 +2834,7 @@
     <w:p>
       <w:r>
         <w:pict w14:anchorId="7BB22105">
-          <v:rect id="_x0000_i1822" style="width:0;height:1.5pt" o:hralign="center" o:hrstd="t" o:hr="t" fillcolor="#a0a0a0" stroked="f"/>
+          <v:rect id="_x0000_i1048" style="width:0;height:1.5pt" o:hralign="center" o:hrstd="t" o:hr="t" fillcolor="#a0a0a0" stroked="f"/>
         </w:pict>
       </w:r>
     </w:p>
@@ -2960,7 +2960,7 @@
     <w:p>
       <w:r>
         <w:pict w14:anchorId="7BA9AAF5">
-          <v:rect id="_x0000_i1823" style="width:0;height:1.5pt" o:hralign="center" o:hrstd="t" o:hr="t" fillcolor="#a0a0a0" stroked="f"/>
+          <v:rect id="_x0000_i1049" style="width:0;height:1.5pt" o:hralign="center" o:hrstd="t" o:hr="t" fillcolor="#a0a0a0" stroked="f"/>
         </w:pict>
       </w:r>
     </w:p>
@@ -3103,7 +3103,7 @@
     <w:p>
       <w:r>
         <w:pict w14:anchorId="371079CE">
-          <v:rect id="_x0000_i1824" style="width:0;height:1.5pt" o:hralign="center" o:hrstd="t" o:hr="t" fillcolor="#a0a0a0" stroked="f"/>
+          <v:rect id="_x0000_i1050" style="width:0;height:1.5pt" o:hralign="center" o:hrstd="t" o:hr="t" fillcolor="#a0a0a0" stroked="f"/>
         </w:pict>
       </w:r>
     </w:p>
@@ -3154,7 +3154,7 @@
     <w:p>
       <w:r>
         <w:pict w14:anchorId="0E1DB6F8">
-          <v:rect id="_x0000_i1825" style="width:0;height:1.5pt" o:hralign="center" o:hrstd="t" o:hr="t" fillcolor="#a0a0a0" stroked="f"/>
+          <v:rect id="_x0000_i1051" style="width:0;height:1.5pt" o:hralign="center" o:hrstd="t" o:hr="t" fillcolor="#a0a0a0" stroked="f"/>
         </w:pict>
       </w:r>
     </w:p>
@@ -3232,7 +3232,7 @@
     <w:p>
       <w:r>
         <w:pict w14:anchorId="2501077C">
-          <v:rect id="_x0000_i1826" style="width:0;height:1.5pt" o:hralign="center" o:hrstd="t" o:hr="t" fillcolor="#a0a0a0" stroked="f"/>
+          <v:rect id="_x0000_i1052" style="width:0;height:1.5pt" o:hralign="center" o:hrstd="t" o:hr="t" fillcolor="#a0a0a0" stroked="f"/>
         </w:pict>
       </w:r>
     </w:p>
@@ -3367,7 +3367,7 @@
     <w:p>
       <w:r>
         <w:pict w14:anchorId="3388ED26">
-          <v:rect id="_x0000_i1827" style="width:0;height:1.5pt" o:hralign="center" o:hrstd="t" o:hr="t" fillcolor="#a0a0a0" stroked="f"/>
+          <v:rect id="_x0000_i1053" style="width:0;height:1.5pt" o:hralign="center" o:hrstd="t" o:hr="t" fillcolor="#a0a0a0" stroked="f"/>
         </w:pict>
       </w:r>
     </w:p>
@@ -3559,15 +3559,7 @@
           </w:tcPr>
           <w:p>
             <w:r>
-              <w:t xml:space="preserve">Check if </w:t>
-            </w:r>
-            <w:proofErr w:type="gramStart"/>
-            <w:r>
-              <w:t>response</w:t>
-            </w:r>
-            <w:proofErr w:type="gramEnd"/>
-            <w:r>
-              <w:t xml:space="preserve"> time is within SLA</w:t>
+              <w:t>Check if response time is within SLA</w:t>
             </w:r>
           </w:p>
         </w:tc>
@@ -3734,7 +3726,7 @@
     <w:p>
       <w:r>
         <w:pict w14:anchorId="26FEA120">
-          <v:rect id="_x0000_i1828" style="width:0;height:1.5pt" o:hralign="center" o:hrstd="t" o:hr="t" fillcolor="#a0a0a0" stroked="f"/>
+          <v:rect id="_x0000_i1054" style="width:0;height:1.5pt" o:hralign="center" o:hrstd="t" o:hr="t" fillcolor="#a0a0a0" stroked="f"/>
         </w:pict>
       </w:r>
     </w:p>
@@ -4056,7 +4048,7 @@
     <w:p>
       <w:r>
         <w:pict w14:anchorId="117805B2">
-          <v:rect id="_x0000_i1829" style="width:0;height:1.5pt" o:hralign="center" o:hrstd="t" o:hr="t" fillcolor="#a0a0a0" stroked="f"/>
+          <v:rect id="_x0000_i1055" style="width:0;height:1.5pt" o:hralign="center" o:hrstd="t" o:hr="t" fillcolor="#a0a0a0" stroked="f"/>
         </w:pict>
       </w:r>
     </w:p>
@@ -4270,7 +4262,7 @@
     <w:p>
       <w:r>
         <w:pict w14:anchorId="447F3290">
-          <v:rect id="_x0000_i1830" style="width:0;height:1.5pt" o:hralign="center" o:hrstd="t" o:hr="t" fillcolor="#a0a0a0" stroked="f"/>
+          <v:rect id="_x0000_i1056" style="width:0;height:1.5pt" o:hralign="center" o:hrstd="t" o:hr="t" fillcolor="#a0a0a0" stroked="f"/>
         </w:pict>
       </w:r>
     </w:p>
@@ -4508,7 +4500,7 @@
     <w:p>
       <w:r>
         <w:pict w14:anchorId="5EC3A14B">
-          <v:rect id="_x0000_i1831" style="width:0;height:1.5pt" o:hralign="center" o:hrstd="t" o:hr="t" fillcolor="#a0a0a0" stroked="f"/>
+          <v:rect id="_x0000_i1057" style="width:0;height:1.5pt" o:hralign="center" o:hrstd="t" o:hr="t" fillcolor="#a0a0a0" stroked="f"/>
         </w:pict>
       </w:r>
     </w:p>
@@ -4603,7 +4595,7 @@
     <w:p>
       <w:r>
         <w:pict w14:anchorId="120F9211">
-          <v:rect id="_x0000_i1832" style="width:0;height:1.5pt" o:hralign="center" o:hrstd="t" o:hr="t" fillcolor="#a0a0a0" stroked="f"/>
+          <v:rect id="_x0000_i1058" style="width:0;height:1.5pt" o:hralign="center" o:hrstd="t" o:hr="t" fillcolor="#a0a0a0" stroked="f"/>
         </w:pict>
       </w:r>
     </w:p>
@@ -4668,7 +4660,7 @@
     <w:p>
       <w:r>
         <w:pict w14:anchorId="7A634527">
-          <v:rect id="_x0000_i1833" style="width:0;height:1.5pt" o:hralign="center" o:hrstd="t" o:hr="t" fillcolor="#a0a0a0" stroked="f"/>
+          <v:rect id="_x0000_i1059" style="width:0;height:1.5pt" o:hralign="center" o:hrstd="t" o:hr="t" fillcolor="#a0a0a0" stroked="f"/>
         </w:pict>
       </w:r>
     </w:p>
@@ -4698,7 +4690,7 @@
     <w:p>
       <w:r>
         <w:pict w14:anchorId="4D60E519">
-          <v:rect id="_x0000_i1834" style="width:0;height:1.5pt" o:hralign="center" o:hrstd="t" o:hr="t" fillcolor="#a0a0a0" stroked="f"/>
+          <v:rect id="_x0000_i1060" style="width:0;height:1.5pt" o:hralign="center" o:hrstd="t" o:hr="t" fillcolor="#a0a0a0" stroked="f"/>
         </w:pict>
       </w:r>
     </w:p>
@@ -4946,7 +4938,7 @@
     <w:p>
       <w:r>
         <w:pict w14:anchorId="1941DAB5">
-          <v:rect id="_x0000_i1835" style="width:0;height:1.5pt" o:hralign="center" o:hrstd="t" o:hr="t" fillcolor="#a0a0a0" stroked="f"/>
+          <v:rect id="_x0000_i1061" style="width:0;height:1.5pt" o:hralign="center" o:hrstd="t" o:hr="t" fillcolor="#a0a0a0" stroked="f"/>
         </w:pict>
       </w:r>
     </w:p>
@@ -5047,7 +5039,7 @@
     <w:p>
       <w:r>
         <w:pict w14:anchorId="0E701771">
-          <v:rect id="_x0000_i1836" style="width:0;height:1.5pt" o:hralign="center" o:hrstd="t" o:hr="t" fillcolor="#a0a0a0" stroked="f"/>
+          <v:rect id="_x0000_i1062" style="width:0;height:1.5pt" o:hralign="center" o:hrstd="t" o:hr="t" fillcolor="#a0a0a0" stroked="f"/>
         </w:pict>
       </w:r>
     </w:p>
@@ -5323,7 +5315,7 @@
     <w:p>
       <w:r>
         <w:pict w14:anchorId="7D3FFAAD">
-          <v:rect id="_x0000_i1837" style="width:0;height:1.5pt" o:hralign="center" o:hrstd="t" o:hr="t" fillcolor="#a0a0a0" stroked="f"/>
+          <v:rect id="_x0000_i1063" style="width:0;height:1.5pt" o:hralign="center" o:hrstd="t" o:hr="t" fillcolor="#a0a0a0" stroked="f"/>
         </w:pict>
       </w:r>
     </w:p>
@@ -5373,7 +5365,7 @@
     <w:p>
       <w:r>
         <w:pict w14:anchorId="1A80BAA2">
-          <v:rect id="_x0000_i1838" style="width:0;height:1.5pt" o:hralign="center" o:hrstd="t" o:hr="t" fillcolor="#a0a0a0" stroked="f"/>
+          <v:rect id="_x0000_i1064" style="width:0;height:1.5pt" o:hralign="center" o:hrstd="t" o:hr="t" fillcolor="#a0a0a0" stroked="f"/>
         </w:pict>
       </w:r>
     </w:p>
@@ -5595,7 +5587,7 @@
     <w:p>
       <w:r>
         <w:pict w14:anchorId="57848F06">
-          <v:rect id="_x0000_i1839" style="width:0;height:1.5pt" o:hralign="center" o:hrstd="t" o:hr="t" fillcolor="#a0a0a0" stroked="f"/>
+          <v:rect id="_x0000_i1065" style="width:0;height:1.5pt" o:hralign="center" o:hrstd="t" o:hr="t" fillcolor="#a0a0a0" stroked="f"/>
         </w:pict>
       </w:r>
     </w:p>
@@ -5720,7 +5712,7 @@
     <w:p>
       <w:r>
         <w:pict w14:anchorId="136FBF89">
-          <v:rect id="_x0000_i1840" style="width:0;height:1.5pt" o:hralign="center" o:hrstd="t" o:hr="t" fillcolor="#a0a0a0" stroked="f"/>
+          <v:rect id="_x0000_i1066" style="width:0;height:1.5pt" o:hralign="center" o:hrstd="t" o:hr="t" fillcolor="#a0a0a0" stroked="f"/>
         </w:pict>
       </w:r>
     </w:p>
@@ -5893,7 +5885,7 @@
     <w:p>
       <w:r>
         <w:pict w14:anchorId="4113A2E4">
-          <v:rect id="_x0000_i1841" style="width:0;height:1.5pt" o:hralign="center" o:hrstd="t" o:hr="t" fillcolor="#a0a0a0" stroked="f"/>
+          <v:rect id="_x0000_i1067" style="width:0;height:1.5pt" o:hralign="center" o:hrstd="t" o:hr="t" fillcolor="#a0a0a0" stroked="f"/>
         </w:pict>
       </w:r>
     </w:p>
@@ -6131,7 +6123,7 @@
     <w:p>
       <w:r>
         <w:pict w14:anchorId="295CE08B">
-          <v:rect id="_x0000_i1842" style="width:0;height:1.5pt" o:hralign="center" o:hrstd="t" o:hr="t" fillcolor="#a0a0a0" stroked="f"/>
+          <v:rect id="_x0000_i1068" style="width:0;height:1.5pt" o:hralign="center" o:hrstd="t" o:hr="t" fillcolor="#a0a0a0" stroked="f"/>
         </w:pict>
       </w:r>
     </w:p>
@@ -6416,7 +6408,7 @@
     <w:p>
       <w:r>
         <w:pict w14:anchorId="6B1EF48F">
-          <v:rect id="_x0000_i1843" style="width:0;height:1.5pt" o:hralign="center" o:hrstd="t" o:hr="t" fillcolor="#a0a0a0" stroked="f"/>
+          <v:rect id="_x0000_i1069" style="width:0;height:1.5pt" o:hralign="center" o:hrstd="t" o:hr="t" fillcolor="#a0a0a0" stroked="f"/>
         </w:pict>
       </w:r>
     </w:p>
@@ -6461,15 +6453,7 @@
         <w:t>response time spike</w:t>
       </w:r>
       <w:r>
-        <w:t xml:space="preserve"> before </w:t>
-      </w:r>
-      <w:proofErr w:type="gramStart"/>
-      <w:r>
-        <w:t>throughput</w:t>
-      </w:r>
-      <w:proofErr w:type="gramEnd"/>
-      <w:r>
-        <w:t xml:space="preserve"> dropped?</w:t>
+        <w:t xml:space="preserve"> before throughput dropped?</w:t>
       </w:r>
     </w:p>
     <w:p>
@@ -6524,7 +6508,7 @@
     <w:p>
       <w:r>
         <w:pict w14:anchorId="1D98F768">
-          <v:rect id="_x0000_i1844" style="width:0;height:1.5pt" o:hralign="center" o:hrstd="t" o:hr="t" fillcolor="#a0a0a0" stroked="f"/>
+          <v:rect id="_x0000_i1070" style="width:0;height:1.5pt" o:hralign="center" o:hrstd="t" o:hr="t" fillcolor="#a0a0a0" stroked="f"/>
         </w:pict>
       </w:r>
     </w:p>
@@ -6694,23 +6678,7 @@
           <w:b/>
           <w:bCs/>
         </w:rPr>
-        <w:t xml:space="preserve">running or in </w:t>
-      </w:r>
-      <w:proofErr w:type="gramStart"/>
-      <w:r>
-        <w:rPr>
-          <w:b/>
-          <w:bCs/>
-        </w:rPr>
-        <w:t>exited</w:t>
-      </w:r>
-      <w:proofErr w:type="gramEnd"/>
-      <w:r>
-        <w:rPr>
-          <w:b/>
-          <w:bCs/>
-        </w:rPr>
-        <w:t xml:space="preserve"> state</w:t>
+        <w:t>running or in exited state</w:t>
       </w:r>
       <w:r>
         <w:t>?</w:t>
@@ -6758,7 +6726,7 @@
     <w:p>
       <w:r>
         <w:pict w14:anchorId="1058022A">
-          <v:rect id="_x0000_i1845" style="width:0;height:1.5pt" o:hralign="center" o:hrstd="t" o:hr="t" fillcolor="#a0a0a0" stroked="f"/>
+          <v:rect id="_x0000_i1071" style="width:0;height:1.5pt" o:hralign="center" o:hrstd="t" o:hr="t" fillcolor="#a0a0a0" stroked="f"/>
         </w:pict>
       </w:r>
     </w:p>
@@ -7020,7 +6988,7 @@
     <w:p>
       <w:r>
         <w:pict w14:anchorId="1B57AD46">
-          <v:rect id="_x0000_i1846" style="width:0;height:1.5pt" o:hralign="center" o:hrstd="t" o:hr="t" fillcolor="#a0a0a0" stroked="f"/>
+          <v:rect id="_x0000_i1072" style="width:0;height:1.5pt" o:hralign="center" o:hrstd="t" o:hr="t" fillcolor="#a0a0a0" stroked="f"/>
         </w:pict>
       </w:r>
     </w:p>
@@ -7161,7 +7129,7 @@
     <w:p>
       <w:r>
         <w:pict w14:anchorId="0D9F09C2">
-          <v:rect id="_x0000_i1847" style="width:0;height:1.5pt" o:hralign="center" o:hrstd="t" o:hr="t" fillcolor="#a0a0a0" stroked="f"/>
+          <v:rect id="_x0000_i1073" style="width:0;height:1.5pt" o:hralign="center" o:hrstd="t" o:hr="t" fillcolor="#a0a0a0" stroked="f"/>
         </w:pict>
       </w:r>
     </w:p>
@@ -7325,7 +7293,7 @@
     <w:p>
       <w:r>
         <w:pict w14:anchorId="29461B37">
-          <v:rect id="_x0000_i1848" style="width:0;height:1.5pt" o:hralign="center" o:hrstd="t" o:hr="t" fillcolor="#a0a0a0" stroked="f"/>
+          <v:rect id="_x0000_i1074" style="width:0;height:1.5pt" o:hralign="center" o:hrstd="t" o:hr="t" fillcolor="#a0a0a0" stroked="f"/>
         </w:pict>
       </w:r>
     </w:p>
@@ -7355,7 +7323,7 @@
     <w:p>
       <w:r>
         <w:pict w14:anchorId="018EC841">
-          <v:rect id="_x0000_i1849" style="width:0;height:1.5pt" o:hralign="center" o:hrstd="t" o:hr="t" fillcolor="#a0a0a0" stroked="f"/>
+          <v:rect id="_x0000_i1075" style="width:0;height:1.5pt" o:hralign="center" o:hrstd="t" o:hr="t" fillcolor="#a0a0a0" stroked="f"/>
         </w:pict>
       </w:r>
     </w:p>
@@ -7417,7 +7385,7 @@
     <w:p>
       <w:r>
         <w:pict w14:anchorId="5DA50CB9">
-          <v:rect id="_x0000_i1850" style="width:0;height:1.5pt" o:hralign="center" o:hrstd="t" o:hr="t" fillcolor="#a0a0a0" stroked="f"/>
+          <v:rect id="_x0000_i1076" style="width:0;height:1.5pt" o:hralign="center" o:hrstd="t" o:hr="t" fillcolor="#a0a0a0" stroked="f"/>
         </w:pict>
       </w:r>
     </w:p>
@@ -7634,7 +7602,7 @@
     <w:p>
       <w:r>
         <w:pict w14:anchorId="1FE60E5F">
-          <v:rect id="_x0000_i1851" style="width:0;height:1.5pt" o:hralign="center" o:hrstd="t" o:hr="t" fillcolor="#a0a0a0" stroked="f"/>
+          <v:rect id="_x0000_i1077" style="width:0;height:1.5pt" o:hralign="center" o:hrstd="t" o:hr="t" fillcolor="#a0a0a0" stroked="f"/>
         </w:pict>
       </w:r>
     </w:p>
@@ -7789,7 +7757,7 @@
     <w:p>
       <w:r>
         <w:pict w14:anchorId="57C20670">
-          <v:rect id="_x0000_i1852" style="width:0;height:1.5pt" o:hralign="center" o:hrstd="t" o:hr="t" fillcolor="#a0a0a0" stroked="f"/>
+          <v:rect id="_x0000_i1078" style="width:0;height:1.5pt" o:hralign="center" o:hrstd="t" o:hr="t" fillcolor="#a0a0a0" stroked="f"/>
         </w:pict>
       </w:r>
     </w:p>
@@ -7863,7 +7831,7 @@
     <w:p>
       <w:r>
         <w:pict w14:anchorId="497DCBCE">
-          <v:rect id="_x0000_i1853" style="width:0;height:1.5pt" o:hralign="center" o:hrstd="t" o:hr="t" fillcolor="#a0a0a0" stroked="f"/>
+          <v:rect id="_x0000_i1079" style="width:0;height:1.5pt" o:hralign="center" o:hrstd="t" o:hr="t" fillcolor="#a0a0a0" stroked="f"/>
         </w:pict>
       </w:r>
     </w:p>
@@ -7944,7 +7912,7 @@
     <w:p>
       <w:r>
         <w:pict w14:anchorId="7A0084DC">
-          <v:rect id="_x0000_i1854" style="width:0;height:1.5pt" o:hralign="center" o:hrstd="t" o:hr="t" fillcolor="#a0a0a0" stroked="f"/>
+          <v:rect id="_x0000_i1080" style="width:0;height:1.5pt" o:hralign="center" o:hrstd="t" o:hr="t" fillcolor="#a0a0a0" stroked="f"/>
         </w:pict>
       </w:r>
     </w:p>
@@ -8091,7 +8059,7 @@
     <w:p>
       <w:r>
         <w:pict w14:anchorId="00F5E2C3">
-          <v:rect id="_x0000_i1855" style="width:0;height:1.5pt" o:hralign="center" o:hrstd="t" o:hr="t" fillcolor="#a0a0a0" stroked="f"/>
+          <v:rect id="_x0000_i1081" style="width:0;height:1.5pt" o:hralign="center" o:hrstd="t" o:hr="t" fillcolor="#a0a0a0" stroked="f"/>
         </w:pict>
       </w:r>
     </w:p>
@@ -8180,7 +8148,7 @@
     <w:p>
       <w:r>
         <w:pict w14:anchorId="7409099C">
-          <v:rect id="_x0000_i1856" style="width:0;height:1.5pt" o:hralign="center" o:hrstd="t" o:hr="t" fillcolor="#a0a0a0" stroked="f"/>
+          <v:rect id="_x0000_i1082" style="width:0;height:1.5pt" o:hralign="center" o:hrstd="t" o:hr="t" fillcolor="#a0a0a0" stroked="f"/>
         </w:pict>
       </w:r>
     </w:p>
@@ -8442,7 +8410,7 @@
     <w:p>
       <w:r>
         <w:pict w14:anchorId="19C29D69">
-          <v:rect id="_x0000_i1857" style="width:0;height:1.5pt" o:hralign="center" o:hrstd="t" o:hr="t" fillcolor="#a0a0a0" stroked="f"/>
+          <v:rect id="_x0000_i1083" style="width:0;height:1.5pt" o:hralign="center" o:hrstd="t" o:hr="t" fillcolor="#a0a0a0" stroked="f"/>
         </w:pict>
       </w:r>
     </w:p>
@@ -8723,7 +8691,7 @@
     <w:p>
       <w:r>
         <w:pict w14:anchorId="5A1D8E33">
-          <v:rect id="_x0000_i1858" style="width:0;height:1.5pt" o:hralign="center" o:hrstd="t" o:hr="t" fillcolor="#a0a0a0" stroked="f"/>
+          <v:rect id="_x0000_i1084" style="width:0;height:1.5pt" o:hralign="center" o:hrstd="t" o:hr="t" fillcolor="#a0a0a0" stroked="f"/>
         </w:pict>
       </w:r>
     </w:p>
@@ -8839,7 +8807,7 @@
     <w:p>
       <w:r>
         <w:pict w14:anchorId="3AE51830">
-          <v:rect id="_x0000_i1859" style="width:0;height:1.5pt" o:hralign="center" o:hrstd="t" o:hr="t" fillcolor="#a0a0a0" stroked="f"/>
+          <v:rect id="_x0000_i1085" style="width:0;height:1.5pt" o:hralign="center" o:hrstd="t" o:hr="t" fillcolor="#a0a0a0" stroked="f"/>
         </w:pict>
       </w:r>
     </w:p>
@@ -8887,7 +8855,7 @@
     <w:p>
       <w:r>
         <w:pict w14:anchorId="01DDC53B">
-          <v:rect id="_x0000_i1860" style="width:0;height:1.5pt" o:hralign="center" o:hrstd="t" o:hr="t" fillcolor="#a0a0a0" stroked="f"/>
+          <v:rect id="_x0000_i1086" style="width:0;height:1.5pt" o:hralign="center" o:hrstd="t" o:hr="t" fillcolor="#a0a0a0" stroked="f"/>
         </w:pict>
       </w:r>
     </w:p>
@@ -9348,7 +9316,7 @@
     <w:p>
       <w:r>
         <w:pict w14:anchorId="33E4091A">
-          <v:rect id="_x0000_i1861" style="width:0;height:1.5pt" o:hralign="center" o:hrstd="t" o:hr="t" fillcolor="#a0a0a0" stroked="f"/>
+          <v:rect id="_x0000_i1087" style="width:0;height:1.5pt" o:hralign="center" o:hrstd="t" o:hr="t" fillcolor="#a0a0a0" stroked="f"/>
         </w:pict>
       </w:r>
     </w:p>
@@ -9513,7 +9481,7 @@
     <w:p>
       <w:r>
         <w:pict w14:anchorId="4E3E0BC7">
-          <v:rect id="_x0000_i1862" style="width:0;height:1.5pt" o:hralign="center" o:hrstd="t" o:hr="t" fillcolor="#a0a0a0" stroked="f"/>
+          <v:rect id="_x0000_i1088" style="width:0;height:1.5pt" o:hralign="center" o:hrstd="t" o:hr="t" fillcolor="#a0a0a0" stroked="f"/>
         </w:pict>
       </w:r>
     </w:p>
@@ -9552,7 +9520,7 @@
     <w:p>
       <w:r>
         <w:pict w14:anchorId="3D56C043">
-          <v:rect id="_x0000_i1863" style="width:0;height:1.5pt" o:hralign="center" o:hrstd="t" o:hr="t" fillcolor="#a0a0a0" stroked="f"/>
+          <v:rect id="_x0000_i1089" style="width:0;height:1.5pt" o:hralign="center" o:hrstd="t" o:hr="t" fillcolor="#a0a0a0" stroked="f"/>
         </w:pict>
       </w:r>
     </w:p>
@@ -9985,7 +9953,7 @@
     <w:p>
       <w:r>
         <w:pict w14:anchorId="441AA48E">
-          <v:rect id="_x0000_i1864" style="width:0;height:1.5pt" o:hralign="center" o:hrstd="t" o:hr="t" fillcolor="#a0a0a0" stroked="f"/>
+          <v:rect id="_x0000_i1090" style="width:0;height:1.5pt" o:hralign="center" o:hrstd="t" o:hr="t" fillcolor="#a0a0a0" stroked="f"/>
         </w:pict>
       </w:r>
     </w:p>
@@ -10199,7 +10167,7 @@
     <w:p>
       <w:r>
         <w:pict w14:anchorId="4D27A9BC">
-          <v:rect id="_x0000_i1865" style="width:0;height:1.5pt" o:hralign="center" o:hrstd="t" o:hr="t" fillcolor="#a0a0a0" stroked="f"/>
+          <v:rect id="_x0000_i1091" style="width:0;height:1.5pt" o:hralign="center" o:hrstd="t" o:hr="t" fillcolor="#a0a0a0" stroked="f"/>
         </w:pict>
       </w:r>
     </w:p>
@@ -10319,7 +10287,7 @@
     <w:p>
       <w:r>
         <w:pict w14:anchorId="05A77C73">
-          <v:rect id="_x0000_i1866" style="width:0;height:1.5pt" o:hralign="center" o:hrstd="t" o:hr="t" fillcolor="#a0a0a0" stroked="f"/>
+          <v:rect id="_x0000_i1092" style="width:0;height:1.5pt" o:hralign="center" o:hrstd="t" o:hr="t" fillcolor="#a0a0a0" stroked="f"/>
         </w:pict>
       </w:r>
     </w:p>
@@ -10364,7 +10332,7 @@
     <w:p>
       <w:r>
         <w:pict w14:anchorId="055DF184">
-          <v:rect id="_x0000_i1867" style="width:0;height:1.5pt" o:hralign="center" o:hrstd="t" o:hr="t" fillcolor="#a0a0a0" stroked="f"/>
+          <v:rect id="_x0000_i1093" style="width:0;height:1.5pt" o:hralign="center" o:hrstd="t" o:hr="t" fillcolor="#a0a0a0" stroked="f"/>
         </w:pict>
       </w:r>
     </w:p>
@@ -10471,7 +10439,7 @@
       <w:r>
         <w:lastRenderedPageBreak/>
         <w:pict w14:anchorId="00070F1A">
-          <v:rect id="_x0000_i1868" style="width:0;height:1.5pt" o:hralign="center" o:hrstd="t" o:hr="t" fillcolor="#a0a0a0" stroked="f"/>
+          <v:rect id="_x0000_i1094" style="width:0;height:1.5pt" o:hralign="center" o:hrstd="t" o:hr="t" fillcolor="#a0a0a0" stroked="f"/>
         </w:pict>
       </w:r>
     </w:p>
@@ -10570,21 +10538,12 @@
       <w:r>
         <w:t xml:space="preserve"> to ensure </w:t>
       </w:r>
-      <w:proofErr w:type="gramStart"/>
-      <w:r>
-        <w:rPr>
-          <w:b/>
-          <w:bCs/>
-        </w:rPr>
-        <w:t>download</w:t>
-      </w:r>
-      <w:proofErr w:type="gramEnd"/>
-      <w:r>
-        <w:rPr>
-          <w:b/>
-          <w:bCs/>
-        </w:rPr>
-        <w:t xml:space="preserve"> completes first</w:t>
+      <w:r>
+        <w:rPr>
+          <w:b/>
+          <w:bCs/>
+        </w:rPr>
+        <w:t>download completes first</w:t>
       </w:r>
       <w:r>
         <w:t>, then navigate.</w:t>
@@ -10593,7 +10552,7 @@
     <w:p>
       <w:r>
         <w:pict w14:anchorId="29DB0A20">
-          <v:rect id="_x0000_i1869" style="width:0;height:1.5pt" o:hralign="center" o:hrstd="t" o:hr="t" fillcolor="#a0a0a0" stroked="f"/>
+          <v:rect id="_x0000_i1095" style="width:0;height:1.5pt" o:hralign="center" o:hrstd="t" o:hr="t" fillcolor="#a0a0a0" stroked="f"/>
         </w:pict>
       </w:r>
     </w:p>
@@ -10623,7 +10582,7 @@
     <w:p>
       <w:r>
         <w:pict w14:anchorId="53203183">
-          <v:rect id="_x0000_i1870" style="width:0;height:1.5pt" o:hralign="center" o:hrstd="t" o:hr="t" fillcolor="#a0a0a0" stroked="f"/>
+          <v:rect id="_x0000_i1096" style="width:0;height:1.5pt" o:hralign="center" o:hrstd="t" o:hr="t" fillcolor="#a0a0a0" stroked="f"/>
         </w:pict>
       </w:r>
     </w:p>
@@ -10980,7 +10939,7 @@
     <w:p>
       <w:r>
         <w:pict w14:anchorId="1518456F">
-          <v:rect id="_x0000_i1871" style="width:0;height:1.5pt" o:hralign="center" o:hrstd="t" o:hr="t" fillcolor="#a0a0a0" stroked="f"/>
+          <v:rect id="_x0000_i1097" style="width:0;height:1.5pt" o:hralign="center" o:hrstd="t" o:hr="t" fillcolor="#a0a0a0" stroked="f"/>
         </w:pict>
       </w:r>
     </w:p>
@@ -11280,7 +11239,7 @@
     <w:p>
       <w:r>
         <w:pict w14:anchorId="5F2C7ACE">
-          <v:rect id="_x0000_i1872" style="width:0;height:1.5pt" o:hralign="center" o:hrstd="t" o:hr="t" fillcolor="#a0a0a0" stroked="f"/>
+          <v:rect id="_x0000_i1098" style="width:0;height:1.5pt" o:hralign="center" o:hrstd="t" o:hr="t" fillcolor="#a0a0a0" stroked="f"/>
         </w:pict>
       </w:r>
     </w:p>
@@ -11494,7 +11453,7 @@
     <w:p>
       <w:r>
         <w:pict w14:anchorId="4870159D">
-          <v:rect id="_x0000_i1873" style="width:0;height:1.5pt" o:hralign="center" o:hrstd="t" o:hr="t" fillcolor="#a0a0a0" stroked="f"/>
+          <v:rect id="_x0000_i1099" style="width:0;height:1.5pt" o:hralign="center" o:hrstd="t" o:hr="t" fillcolor="#a0a0a0" stroked="f"/>
         </w:pict>
       </w:r>
     </w:p>
@@ -11559,7 +11518,7 @@
     <w:p>
       <w:r>
         <w:pict w14:anchorId="0EFA0DA4">
-          <v:rect id="_x0000_i1874" style="width:0;height:1.5pt" o:hralign="center" o:hrstd="t" o:hr="t" fillcolor="#a0a0a0" stroked="f"/>
+          <v:rect id="_x0000_i1100" style="width:0;height:1.5pt" o:hralign="center" o:hrstd="t" o:hr="t" fillcolor="#a0a0a0" stroked="f"/>
         </w:pict>
       </w:r>
     </w:p>
@@ -11748,7 +11707,7 @@
     <w:p>
       <w:r>
         <w:pict w14:anchorId="29EA0BBF">
-          <v:rect id="_x0000_i1875" style="width:0;height:1.5pt" o:hralign="center" o:hrstd="t" o:hr="t" fillcolor="#a0a0a0" stroked="f"/>
+          <v:rect id="_x0000_i1101" style="width:0;height:1.5pt" o:hralign="center" o:hrstd="t" o:hr="t" fillcolor="#a0a0a0" stroked="f"/>
         </w:pict>
       </w:r>
     </w:p>
@@ -11827,7 +11786,7 @@
     <w:p>
       <w:r>
         <w:pict w14:anchorId="12D15696">
-          <v:rect id="_x0000_i1876" style="width:0;height:1.5pt" o:hralign="center" o:hrstd="t" o:hr="t" fillcolor="#a0a0a0" stroked="f"/>
+          <v:rect id="_x0000_i1102" style="width:0;height:1.5pt" o:hralign="center" o:hrstd="t" o:hr="t" fillcolor="#a0a0a0" stroked="f"/>
         </w:pict>
       </w:r>
     </w:p>
@@ -12217,7 +12176,7 @@
     <w:p>
       <w:r>
         <w:pict w14:anchorId="03F374D0">
-          <v:rect id="_x0000_i1877" style="width:0;height:1.5pt" o:hralign="center" o:hrstd="t" o:hr="t" fillcolor="#a0a0a0" stroked="f"/>
+          <v:rect id="_x0000_i1103" style="width:0;height:1.5pt" o:hralign="center" o:hrstd="t" o:hr="t" fillcolor="#a0a0a0" stroked="f"/>
         </w:pict>
       </w:r>
     </w:p>
@@ -12329,7 +12288,7 @@
     <w:p>
       <w:r>
         <w:pict w14:anchorId="2DD50B82">
-          <v:rect id="_x0000_i1878" style="width:0;height:1.5pt" o:hralign="center" o:hrstd="t" o:hr="t" fillcolor="#a0a0a0" stroked="f"/>
+          <v:rect id="_x0000_i1104" style="width:0;height:1.5pt" o:hralign="center" o:hrstd="t" o:hr="t" fillcolor="#a0a0a0" stroked="f"/>
         </w:pict>
       </w:r>
     </w:p>
@@ -12447,7 +12406,7 @@
     <w:p>
       <w:r>
         <w:pict w14:anchorId="612739B0">
-          <v:rect id="_x0000_i1879" style="width:0;height:1.5pt" o:hralign="center" o:hrstd="t" o:hr="t" fillcolor="#a0a0a0" stroked="f"/>
+          <v:rect id="_x0000_i1105" style="width:0;height:1.5pt" o:hralign="center" o:hrstd="t" o:hr="t" fillcolor="#a0a0a0" stroked="f"/>
         </w:pict>
       </w:r>
     </w:p>
@@ -12558,7 +12517,7 @@
     <w:p>
       <w:r>
         <w:pict w14:anchorId="38DD0F5F">
-          <v:rect id="_x0000_i1880" style="width:0;height:1.5pt" o:hralign="center" o:hrstd="t" o:hr="t" fillcolor="#a0a0a0" stroked="f"/>
+          <v:rect id="_x0000_i1106" style="width:0;height:1.5pt" o:hralign="center" o:hrstd="t" o:hr="t" fillcolor="#a0a0a0" stroked="f"/>
         </w:pict>
       </w:r>
     </w:p>
@@ -12597,7 +12556,7 @@
     <w:p>
       <w:r>
         <w:pict w14:anchorId="13A381B6">
-          <v:rect id="_x0000_i1881" style="width:0;height:1.5pt" o:hralign="center" o:hrstd="t" o:hr="t" fillcolor="#a0a0a0" stroked="f"/>
+          <v:rect id="_x0000_i1107" style="width:0;height:1.5pt" o:hralign="center" o:hrstd="t" o:hr="t" fillcolor="#a0a0a0" stroked="f"/>
         </w:pict>
       </w:r>
     </w:p>
@@ -12767,7 +12726,7 @@
     <w:p>
       <w:r>
         <w:pict w14:anchorId="02B3E090">
-          <v:rect id="_x0000_i1882" style="width:0;height:1.5pt" o:hralign="center" o:hrstd="t" o:hr="t" fillcolor="#a0a0a0" stroked="f"/>
+          <v:rect id="_x0000_i1108" style="width:0;height:1.5pt" o:hralign="center" o:hrstd="t" o:hr="t" fillcolor="#a0a0a0" stroked="f"/>
         </w:pict>
       </w:r>
     </w:p>
@@ -13063,7 +13022,7 @@
     <w:p>
       <w:r>
         <w:pict w14:anchorId="49BAA5B1">
-          <v:rect id="_x0000_i1883" style="width:0;height:1.5pt" o:hralign="center" o:hrstd="t" o:hr="t" fillcolor="#a0a0a0" stroked="f"/>
+          <v:rect id="_x0000_i1109" style="width:0;height:1.5pt" o:hralign="center" o:hrstd="t" o:hr="t" fillcolor="#a0a0a0" stroked="f"/>
         </w:pict>
       </w:r>
     </w:p>
@@ -13115,7 +13074,7 @@
     <w:p>
       <w:r>
         <w:pict w14:anchorId="187345AE">
-          <v:rect id="_x0000_i1884" style="width:0;height:1.5pt" o:hralign="center" o:hrstd="t" o:hr="t" fillcolor="#a0a0a0" stroked="f"/>
+          <v:rect id="_x0000_i1110" style="width:0;height:1.5pt" o:hralign="center" o:hrstd="t" o:hr="t" fillcolor="#a0a0a0" stroked="f"/>
         </w:pict>
       </w:r>
     </w:p>
@@ -13193,7 +13152,7 @@
     <w:p>
       <w:r>
         <w:pict w14:anchorId="1944EE8B">
-          <v:rect id="_x0000_i1885" style="width:0;height:1.5pt" o:hralign="center" o:hrstd="t" o:hr="t" fillcolor="#a0a0a0" stroked="f"/>
+          <v:rect id="_x0000_i1111" style="width:0;height:1.5pt" o:hralign="center" o:hrstd="t" o:hr="t" fillcolor="#a0a0a0" stroked="f"/>
         </w:pict>
       </w:r>
     </w:p>
@@ -13528,7 +13487,7 @@
     <w:p>
       <w:r>
         <w:pict w14:anchorId="0480052B">
-          <v:rect id="_x0000_i1886" style="width:0;height:1.5pt" o:hralign="center" o:hrstd="t" o:hr="t" fillcolor="#a0a0a0" stroked="f"/>
+          <v:rect id="_x0000_i1112" style="width:0;height:1.5pt" o:hralign="center" o:hrstd="t" o:hr="t" fillcolor="#a0a0a0" stroked="f"/>
         </w:pict>
       </w:r>
     </w:p>
@@ -13610,7 +13569,7 @@
     <w:p>
       <w:r>
         <w:pict w14:anchorId="3E52FEB7">
-          <v:rect id="_x0000_i1887" style="width:0;height:1.5pt" o:hralign="center" o:hrstd="t" o:hr="t" fillcolor="#a0a0a0" stroked="f"/>
+          <v:rect id="_x0000_i1113" style="width:0;height:1.5pt" o:hralign="center" o:hrstd="t" o:hr="t" fillcolor="#a0a0a0" stroked="f"/>
         </w:pict>
       </w:r>
     </w:p>
@@ -13983,7 +13942,7 @@
     <w:p>
       <w:r>
         <w:pict w14:anchorId="11027FE2">
-          <v:rect id="_x0000_i1888" style="width:0;height:1.5pt" o:hralign="center" o:hrstd="t" o:hr="t" fillcolor="#a0a0a0" stroked="f"/>
+          <v:rect id="_x0000_i1114" style="width:0;height:1.5pt" o:hralign="center" o:hrstd="t" o:hr="t" fillcolor="#a0a0a0" stroked="f"/>
         </w:pict>
       </w:r>
     </w:p>
@@ -14233,7 +14192,7 @@
     <w:p>
       <w:r>
         <w:pict w14:anchorId="27F0CCEE">
-          <v:rect id="_x0000_i1889" style="width:0;height:1.5pt" o:hralign="center" o:hrstd="t" o:hr="t" fillcolor="#a0a0a0" stroked="f"/>
+          <v:rect id="_x0000_i1115" style="width:0;height:1.5pt" o:hralign="center" o:hrstd="t" o:hr="t" fillcolor="#a0a0a0" stroked="f"/>
         </w:pict>
       </w:r>
     </w:p>
@@ -14929,7 +14888,7 @@
     <w:p>
       <w:r>
         <w:pict w14:anchorId="5BF29968">
-          <v:rect id="_x0000_i1890" style="width:0;height:1.5pt" o:hralign="center" o:hrstd="t" o:hr="t" fillcolor="#a0a0a0" stroked="f"/>
+          <v:rect id="_x0000_i1116" style="width:0;height:1.5pt" o:hralign="center" o:hrstd="t" o:hr="t" fillcolor="#a0a0a0" stroked="f"/>
         </w:pict>
       </w:r>
     </w:p>
@@ -15043,7 +15002,7 @@
     <w:p>
       <w:r>
         <w:pict w14:anchorId="04F4078C">
-          <v:rect id="_x0000_i1891" style="width:0;height:1.5pt" o:hralign="center" o:hrstd="t" o:hr="t" fillcolor="#a0a0a0" stroked="f"/>
+          <v:rect id="_x0000_i1117" style="width:0;height:1.5pt" o:hralign="center" o:hrstd="t" o:hr="t" fillcolor="#a0a0a0" stroked="f"/>
         </w:pict>
       </w:r>
     </w:p>
@@ -15141,7 +15100,7 @@
     <w:p>
       <w:r>
         <w:pict w14:anchorId="20D23464">
-          <v:rect id="_x0000_i1892" style="width:0;height:1.5pt" o:hralign="center" o:hrstd="t" o:hr="t" fillcolor="#a0a0a0" stroked="f"/>
+          <v:rect id="_x0000_i1118" style="width:0;height:1.5pt" o:hralign="center" o:hrstd="t" o:hr="t" fillcolor="#a0a0a0" stroked="f"/>
         </w:pict>
       </w:r>
     </w:p>
@@ -15709,7 +15668,7 @@
       <w:r>
         <w:lastRenderedPageBreak/>
         <w:pict w14:anchorId="3B30B273">
-          <v:rect id="_x0000_i1893" style="width:0;height:1.5pt" o:hralign="center" o:hrstd="t" o:hr="t" fillcolor="#a0a0a0" stroked="f"/>
+          <v:rect id="_x0000_i1119" style="width:0;height:1.5pt" o:hralign="center" o:hrstd="t" o:hr="t" fillcolor="#a0a0a0" stroked="f"/>
         </w:pict>
       </w:r>
     </w:p>
@@ -15759,15 +15718,7 @@
         </w:numPr>
       </w:pPr>
       <w:r>
-        <w:t xml:space="preserve">Make sure </w:t>
-      </w:r>
-      <w:proofErr w:type="gramStart"/>
-      <w:r>
-        <w:t>number</w:t>
-      </w:r>
-      <w:proofErr w:type="gramEnd"/>
-      <w:r>
-        <w:t xml:space="preserve"> of values per row matches your variable count.</w:t>
+        <w:t>Make sure number of values per row matches your variable count.</w:t>
       </w:r>
     </w:p>
     <w:p>
@@ -15838,7 +15789,7 @@
     <w:p>
       <w:r>
         <w:pict w14:anchorId="563AC29D">
-          <v:rect id="_x0000_i1894" style="width:0;height:1.5pt" o:hralign="center" o:hrstd="t" o:hr="t" fillcolor="#a0a0a0" stroked="f"/>
+          <v:rect id="_x0000_i1120" style="width:0;height:1.5pt" o:hralign="center" o:hrstd="t" o:hr="t" fillcolor="#a0a0a0" stroked="f"/>
         </w:pict>
       </w:r>
     </w:p>
@@ -16040,7 +15991,7 @@
     <w:p>
       <w:r>
         <w:pict w14:anchorId="2748DCE6">
-          <v:rect id="_x0000_i1895" style="width:0;height:1.5pt" o:hralign="center" o:hrstd="t" o:hr="t" fillcolor="#a0a0a0" stroked="f"/>
+          <v:rect id="_x0000_i1121" style="width:0;height:1.5pt" o:hralign="center" o:hrstd="t" o:hr="t" fillcolor="#a0a0a0" stroked="f"/>
         </w:pict>
       </w:r>
     </w:p>
@@ -16118,7 +16069,7 @@
     <w:p>
       <w:r>
         <w:pict w14:anchorId="314F318E">
-          <v:rect id="_x0000_i1896" style="width:0;height:1.5pt" o:hralign="center" o:hrstd="t" o:hr="t" fillcolor="#a0a0a0" stroked="f"/>
+          <v:rect id="_x0000_i1122" style="width:0;height:1.5pt" o:hralign="center" o:hrstd="t" o:hr="t" fillcolor="#a0a0a0" stroked="f"/>
         </w:pict>
       </w:r>
     </w:p>
@@ -16163,7 +16114,7 @@
     <w:p>
       <w:r>
         <w:pict w14:anchorId="462CF1CC">
-          <v:rect id="_x0000_i1897" style="width:0;height:1.5pt" o:hralign="center" o:hrstd="t" o:hr="t" fillcolor="#a0a0a0" stroked="f"/>
+          <v:rect id="_x0000_i1123" style="width:0;height:1.5pt" o:hralign="center" o:hrstd="t" o:hr="t" fillcolor="#a0a0a0" stroked="f"/>
         </w:pict>
       </w:r>
     </w:p>
@@ -16300,7 +16251,7 @@
     <w:p>
       <w:r>
         <w:pict w14:anchorId="4544F773">
-          <v:rect id="_x0000_i1898" style="width:0;height:1.5pt" o:hralign="center" o:hrstd="t" o:hr="t" fillcolor="#a0a0a0" stroked="f"/>
+          <v:rect id="_x0000_i1124" style="width:0;height:1.5pt" o:hralign="center" o:hrstd="t" o:hr="t" fillcolor="#a0a0a0" stroked="f"/>
         </w:pict>
       </w:r>
     </w:p>
@@ -16419,7 +16370,7 @@
     <w:p>
       <w:r>
         <w:pict w14:anchorId="01D5D68A">
-          <v:rect id="_x0000_i1899" style="width:0;height:1.5pt" o:hralign="center" o:hrstd="t" o:hr="t" fillcolor="#a0a0a0" stroked="f"/>
+          <v:rect id="_x0000_i1125" style="width:0;height:1.5pt" o:hralign="center" o:hrstd="t" o:hr="t" fillcolor="#a0a0a0" stroked="f"/>
         </w:pict>
       </w:r>
     </w:p>
@@ -16523,7 +16474,7 @@
     <w:p>
       <w:r>
         <w:pict w14:anchorId="039424DC">
-          <v:rect id="_x0000_i1900" style="width:0;height:1.5pt" o:hralign="center" o:hrstd="t" o:hr="t" fillcolor="#a0a0a0" stroked="f"/>
+          <v:rect id="_x0000_i1126" style="width:0;height:1.5pt" o:hralign="center" o:hrstd="t" o:hr="t" fillcolor="#a0a0a0" stroked="f"/>
         </w:pict>
       </w:r>
     </w:p>
@@ -16668,7 +16619,7 @@
     <w:p>
       <w:r>
         <w:pict w14:anchorId="6556AC4B">
-          <v:rect id="_x0000_i1901" style="width:0;height:1.5pt" o:hralign="center" o:hrstd="t" o:hr="t" fillcolor="#a0a0a0" stroked="f"/>
+          <v:rect id="_x0000_i1127" style="width:0;height:1.5pt" o:hralign="center" o:hrstd="t" o:hr="t" fillcolor="#a0a0a0" stroked="f"/>
         </w:pict>
       </w:r>
     </w:p>
@@ -16828,7 +16779,7 @@
     <w:p>
       <w:r>
         <w:pict w14:anchorId="491C95B3">
-          <v:rect id="_x0000_i1902" style="width:0;height:1.5pt" o:hralign="center" o:hrstd="t" o:hr="t" fillcolor="#a0a0a0" stroked="f"/>
+          <v:rect id="_x0000_i1128" style="width:0;height:1.5pt" o:hralign="center" o:hrstd="t" o:hr="t" fillcolor="#a0a0a0" stroked="f"/>
         </w:pict>
       </w:r>
     </w:p>
@@ -16902,7 +16853,7 @@
     <w:p>
       <w:r>
         <w:pict w14:anchorId="68A7C420">
-          <v:rect id="_x0000_i1903" style="width:0;height:1.5pt" o:hralign="center" o:hrstd="t" o:hr="t" fillcolor="#a0a0a0" stroked="f"/>
+          <v:rect id="_x0000_i1129" style="width:0;height:1.5pt" o:hralign="center" o:hrstd="t" o:hr="t" fillcolor="#a0a0a0" stroked="f"/>
         </w:pict>
       </w:r>
     </w:p>
@@ -17056,7 +17007,7 @@
     <w:p>
       <w:r>
         <w:pict w14:anchorId="071BE023">
-          <v:rect id="_x0000_i1904" style="width:0;height:1.5pt" o:hralign="center" o:hrstd="t" o:hr="t" fillcolor="#a0a0a0" stroked="f"/>
+          <v:rect id="_x0000_i1130" style="width:0;height:1.5pt" o:hralign="center" o:hrstd="t" o:hr="t" fillcolor="#a0a0a0" stroked="f"/>
         </w:pict>
       </w:r>
     </w:p>
@@ -17153,7 +17104,7 @@
     <w:p>
       <w:r>
         <w:pict w14:anchorId="53725064">
-          <v:rect id="_x0000_i1905" style="width:0;height:1.5pt" o:hralign="center" o:hrstd="t" o:hr="t" fillcolor="#a0a0a0" stroked="f"/>
+          <v:rect id="_x0000_i1131" style="width:0;height:1.5pt" o:hralign="center" o:hrstd="t" o:hr="t" fillcolor="#a0a0a0" stroked="f"/>
         </w:pict>
       </w:r>
     </w:p>
@@ -17194,7 +17145,7 @@
     <w:p>
       <w:r>
         <w:pict w14:anchorId="6382F693">
-          <v:rect id="_x0000_i1906" style="width:0;height:1.5pt" o:hralign="center" o:hrstd="t" o:hr="t" fillcolor="#a0a0a0" stroked="f"/>
+          <v:rect id="_x0000_i1132" style="width:0;height:1.5pt" o:hralign="center" o:hrstd="t" o:hr="t" fillcolor="#a0a0a0" stroked="f"/>
         </w:pict>
       </w:r>
     </w:p>
@@ -17233,7 +17184,7 @@
     <w:p>
       <w:r>
         <w:pict w14:anchorId="323A54F9">
-          <v:rect id="_x0000_i1907" style="width:0;height:1.5pt" o:hralign="center" o:hrstd="t" o:hr="t" fillcolor="#a0a0a0" stroked="f"/>
+          <v:rect id="_x0000_i1133" style="width:0;height:1.5pt" o:hralign="center" o:hrstd="t" o:hr="t" fillcolor="#a0a0a0" stroked="f"/>
         </w:pict>
       </w:r>
     </w:p>
@@ -17355,7 +17306,7 @@
     <w:p>
       <w:r>
         <w:pict w14:anchorId="02DA99B2">
-          <v:rect id="_x0000_i1908" style="width:0;height:1.5pt" o:hralign="center" o:hrstd="t" o:hr="t" fillcolor="#a0a0a0" stroked="f"/>
+          <v:rect id="_x0000_i1134" style="width:0;height:1.5pt" o:hralign="center" o:hrstd="t" o:hr="t" fillcolor="#a0a0a0" stroked="f"/>
         </w:pict>
       </w:r>
     </w:p>
@@ -17566,7 +17517,7 @@
     <w:p>
       <w:r>
         <w:pict w14:anchorId="1746EED9">
-          <v:rect id="_x0000_i1909" style="width:0;height:1.5pt" o:hralign="center" o:hrstd="t" o:hr="t" fillcolor="#a0a0a0" stroked="f"/>
+          <v:rect id="_x0000_i1135" style="width:0;height:1.5pt" o:hralign="center" o:hrstd="t" o:hr="t" fillcolor="#a0a0a0" stroked="f"/>
         </w:pict>
       </w:r>
     </w:p>
@@ -17883,7 +17834,7 @@
     <w:p>
       <w:r>
         <w:pict w14:anchorId="1745C29E">
-          <v:rect id="_x0000_i1910" style="width:0;height:1.5pt" o:hralign="center" o:hrstd="t" o:hr="t" fillcolor="#a0a0a0" stroked="f"/>
+          <v:rect id="_x0000_i1136" style="width:0;height:1.5pt" o:hralign="center" o:hrstd="t" o:hr="t" fillcolor="#a0a0a0" stroked="f"/>
         </w:pict>
       </w:r>
     </w:p>
@@ -18184,7 +18135,7 @@
     <w:p>
       <w:r>
         <w:pict w14:anchorId="6A47F253">
-          <v:rect id="_x0000_i1911" style="width:0;height:1.5pt" o:hralign="center" o:hrstd="t" o:hr="t" fillcolor="#a0a0a0" stroked="f"/>
+          <v:rect id="_x0000_i1137" style="width:0;height:1.5pt" o:hralign="center" o:hrstd="t" o:hr="t" fillcolor="#a0a0a0" stroked="f"/>
         </w:pict>
       </w:r>
     </w:p>
@@ -18231,7 +18182,7 @@
     <w:p>
       <w:r>
         <w:pict w14:anchorId="65284C91">
-          <v:rect id="_x0000_i1912" style="width:0;height:1.5pt" o:hralign="center" o:hrstd="t" o:hr="t" fillcolor="#a0a0a0" stroked="f"/>
+          <v:rect id="_x0000_i1138" style="width:0;height:1.5pt" o:hralign="center" o:hrstd="t" o:hr="t" fillcolor="#a0a0a0" stroked="f"/>
         </w:pict>
       </w:r>
     </w:p>
@@ -18311,7 +18262,7 @@
     <w:p>
       <w:r>
         <w:pict w14:anchorId="560E3E86">
-          <v:rect id="_x0000_i1913" style="width:0;height:1.5pt" o:hralign="center" o:hrstd="t" o:hr="t" fillcolor="#a0a0a0" stroked="f"/>
+          <v:rect id="_x0000_i1139" style="width:0;height:1.5pt" o:hralign="center" o:hrstd="t" o:hr="t" fillcolor="#a0a0a0" stroked="f"/>
         </w:pict>
       </w:r>
     </w:p>
@@ -18442,7 +18393,7 @@
     <w:p>
       <w:r>
         <w:pict w14:anchorId="7B819170">
-          <v:rect id="_x0000_i1914" style="width:0;height:1.5pt" o:hralign="center" o:hrstd="t" o:hr="t" fillcolor="#a0a0a0" stroked="f"/>
+          <v:rect id="_x0000_i1140" style="width:0;height:1.5pt" o:hralign="center" o:hrstd="t" o:hr="t" fillcolor="#a0a0a0" stroked="f"/>
         </w:pict>
       </w:r>
     </w:p>
@@ -18575,7 +18526,7 @@
     <w:p>
       <w:r>
         <w:pict w14:anchorId="34B57212">
-          <v:rect id="_x0000_i1915" style="width:0;height:1.5pt" o:hralign="center" o:hrstd="t" o:hr="t" fillcolor="#a0a0a0" stroked="f"/>
+          <v:rect id="_x0000_i1141" style="width:0;height:1.5pt" o:hralign="center" o:hrstd="t" o:hr="t" fillcolor="#a0a0a0" stroked="f"/>
         </w:pict>
       </w:r>
     </w:p>
@@ -19063,7 +19014,7 @@
     <w:p>
       <w:r>
         <w:pict w14:anchorId="2FE5E419">
-          <v:rect id="_x0000_i1916" style="width:0;height:1.5pt" o:hralign="center" o:hrstd="t" o:hr="t" fillcolor="#a0a0a0" stroked="f"/>
+          <v:rect id="_x0000_i1142" style="width:0;height:1.5pt" o:hralign="center" o:hrstd="t" o:hr="t" fillcolor="#a0a0a0" stroked="f"/>
         </w:pict>
       </w:r>
     </w:p>
@@ -19459,7 +19410,7 @@
     <w:p>
       <w:r>
         <w:pict w14:anchorId="216C5878">
-          <v:rect id="_x0000_i1917" style="width:0;height:1.5pt" o:hralign="center" o:hrstd="t" o:hr="t" fillcolor="#a0a0a0" stroked="f"/>
+          <v:rect id="_x0000_i1143" style="width:0;height:1.5pt" o:hralign="center" o:hrstd="t" o:hr="t" fillcolor="#a0a0a0" stroked="f"/>
         </w:pict>
       </w:r>
     </w:p>
@@ -19721,7 +19672,7 @@
     <w:p>
       <w:r>
         <w:pict w14:anchorId="548AAEB6">
-          <v:rect id="_x0000_i1918" style="width:0;height:1.5pt" o:hralign="center" o:hrstd="t" o:hr="t" fillcolor="#a0a0a0" stroked="f"/>
+          <v:rect id="_x0000_i1144" style="width:0;height:1.5pt" o:hralign="center" o:hrstd="t" o:hr="t" fillcolor="#a0a0a0" stroked="f"/>
         </w:pict>
       </w:r>
     </w:p>
@@ -19806,7 +19757,7 @@
     <w:p>
       <w:r>
         <w:pict w14:anchorId="675D6205">
-          <v:rect id="_x0000_i1919" style="width:0;height:1.5pt" o:hralign="center" o:hrstd="t" o:hr="t" fillcolor="#a0a0a0" stroked="f"/>
+          <v:rect id="_x0000_i1145" style="width:0;height:1.5pt" o:hralign="center" o:hrstd="t" o:hr="t" fillcolor="#a0a0a0" stroked="f"/>
         </w:pict>
       </w:r>
     </w:p>
@@ -19850,7 +19801,7 @@
     <w:p>
       <w:r>
         <w:pict w14:anchorId="048634DC">
-          <v:rect id="_x0000_i1920" style="width:0;height:1.5pt" o:hralign="center" o:hrstd="t" o:hr="t" fillcolor="#a0a0a0" stroked="f"/>
+          <v:rect id="_x0000_i1146" style="width:0;height:1.5pt" o:hralign="center" o:hrstd="t" o:hr="t" fillcolor="#a0a0a0" stroked="f"/>
         </w:pict>
       </w:r>
     </w:p>
@@ -20016,7 +19967,7 @@
     <w:p>
       <w:r>
         <w:pict w14:anchorId="2BA683A3">
-          <v:rect id="_x0000_i1921" style="width:0;height:1.5pt" o:hralign="center" o:hrstd="t" o:hr="t" fillcolor="#a0a0a0" stroked="f"/>
+          <v:rect id="_x0000_i1147" style="width:0;height:1.5pt" o:hralign="center" o:hrstd="t" o:hr="t" fillcolor="#a0a0a0" stroked="f"/>
         </w:pict>
       </w:r>
     </w:p>
@@ -20317,7 +20268,7 @@
     <w:p>
       <w:r>
         <w:pict w14:anchorId="2E14C208">
-          <v:rect id="_x0000_i1922" style="width:0;height:1.5pt" o:hralign="center" o:hrstd="t" o:hr="t" fillcolor="#a0a0a0" stroked="f"/>
+          <v:rect id="_x0000_i1148" style="width:0;height:1.5pt" o:hralign="center" o:hrstd="t" o:hr="t" fillcolor="#a0a0a0" stroked="f"/>
         </w:pict>
       </w:r>
     </w:p>
@@ -20810,7 +20761,7 @@
     <w:p>
       <w:r>
         <w:pict w14:anchorId="6D648120">
-          <v:rect id="_x0000_i1923" style="width:0;height:1.5pt" o:hralign="center" o:hrstd="t" o:hr="t" fillcolor="#a0a0a0" stroked="f"/>
+          <v:rect id="_x0000_i1149" style="width:0;height:1.5pt" o:hralign="center" o:hrstd="t" o:hr="t" fillcolor="#a0a0a0" stroked="f"/>
         </w:pict>
       </w:r>
     </w:p>
@@ -21087,19 +21038,24 @@
       </w:r>
       <w:proofErr w:type="gramEnd"/>
       <w:r>
-        <w:t>"orders", "123", "{...</w:t>
+        <w:t>"orders", "123"</w:t>
+      </w:r>
+      <w:proofErr w:type="gramStart"/>
+      <w:r>
+        <w:t>, "{</w:t>
+      </w:r>
+      <w:proofErr w:type="gramEnd"/>
+      <w:r>
+        <w:t>...</w:t>
       </w:r>
       <w:proofErr w:type="spellStart"/>
       <w:r>
         <w:t>json</w:t>
       </w:r>
       <w:proofErr w:type="spellEnd"/>
-      <w:r>
-        <w:t>...}"</w:t>
-      </w:r>
       <w:proofErr w:type="gramStart"/>
       <w:r>
-        <w:t>);</w:t>
+        <w:t>...}");</w:t>
       </w:r>
       <w:proofErr w:type="gramEnd"/>
     </w:p>
@@ -21159,7 +21115,7 @@
     <w:p>
       <w:r>
         <w:pict w14:anchorId="43BA88C2">
-          <v:rect id="_x0000_i1924" style="width:0;height:1.5pt" o:hralign="center" o:hrstd="t" o:hr="t" fillcolor="#a0a0a0" stroked="f"/>
+          <v:rect id="_x0000_i1150" style="width:0;height:1.5pt" o:hralign="center" o:hrstd="t" o:hr="t" fillcolor="#a0a0a0" stroked="f"/>
         </w:pict>
       </w:r>
     </w:p>
@@ -21285,7 +21241,7 @@
     <w:p>
       <w:r>
         <w:pict w14:anchorId="661D561D">
-          <v:rect id="_x0000_i1925" style="width:0;height:1.5pt" o:hralign="center" o:hrstd="t" o:hr="t" fillcolor="#a0a0a0" stroked="f"/>
+          <v:rect id="_x0000_i1151" style="width:0;height:1.5pt" o:hralign="center" o:hrstd="t" o:hr="t" fillcolor="#a0a0a0" stroked="f"/>
         </w:pict>
       </w:r>
     </w:p>
@@ -21574,7 +21530,7 @@
     <w:p>
       <w:r>
         <w:pict w14:anchorId="0E7D75FF">
-          <v:rect id="_x0000_i1926" style="width:0;height:1.5pt" o:hralign="center" o:hrstd="t" o:hr="t" fillcolor="#a0a0a0" stroked="f"/>
+          <v:rect id="_x0000_i1152" style="width:0;height:1.5pt" o:hralign="center" o:hrstd="t" o:hr="t" fillcolor="#a0a0a0" stroked="f"/>
         </w:pict>
       </w:r>
     </w:p>
@@ -21617,7 +21573,7 @@
     <w:p>
       <w:r>
         <w:pict w14:anchorId="7E247AD8">
-          <v:rect id="_x0000_i1927" style="width:0;height:1.5pt" o:hralign="center" o:hrstd="t" o:hr="t" fillcolor="#a0a0a0" stroked="f"/>
+          <v:rect id="_x0000_i1153" style="width:0;height:1.5pt" o:hralign="center" o:hrstd="t" o:hr="t" fillcolor="#a0a0a0" stroked="f"/>
         </w:pict>
       </w:r>
     </w:p>
@@ -31900,6 +31856,7 @@
   <w:style w:type="character" w:default="1" w:styleId="DefaultParagraphFont">
     <w:name w:val="Default Paragraph Font"/>
     <w:uiPriority w:val="1"/>
+    <w:semiHidden/>
     <w:unhideWhenUsed/>
   </w:style>
   <w:style w:type="table" w:default="1" w:styleId="TableNormal">
